--- a/docs/pack-commercial/commerciaux/FORMATION_commercial.docx
+++ b/docs/pack-commercial/commerciaux/FORMATION_commercial.docx
@@ -337,7 +337,7 @@
           <w:b w:val="0"/>
           <w:sz w:val="21"/>
         </w:rPr>
-        <w:t>Sur la fiche du garage, remplissez le questionnaire AVEC le garagiste : volume de dossiers, équipement, agréments et tarifs particuliers, demandes spécifiques. C'est lui qui désigne la bonne formule — et il prépare la mise en service pour la secrétaire.</w:t>
+        <w:t>Sur la fiche du garage, remplissez le questionnaire AVEC le garagiste : volume de dossiers, équipement, agréments et tarifs particuliers, demandes spécifiques. C'est lui qui désigne la bonne formule — et il prépare la mise en service pour le chargé de mission.</w:t>
       </w:r>
     </w:p>
     <w:p>
@@ -389,7 +389,7 @@
           <w:b w:val="0"/>
           <w:sz w:val="21"/>
         </w:rPr>
-        <w:t>Une formule (CONFORT en premier pour le garage moyen), puis les trois façons de payer : au mois sans engagement · engagement 12 mois (remise 5 à 15 % + mise en service 290 € offerte) · année en une fois (avantage supplémentaire). Aucune autre remise sans accord écrit d'IDEAFORMA.</w:t>
+        <w:t>Une formule (ADHÉSION SERVICE PREMIUM en premier pour le garage moyen), puis les trois façons de payer : au mois sans engagement · engagement 12 mois (remise 5 à 15 % + mise en service 290 € offerte) · année en une fois (avantage supplémentaire). Aucune autre remise sans accord écrit d'IDEAFORMA.</w:t>
       </w:r>
     </w:p>
     <w:p>
@@ -1117,6 +1117,10 @@
       </w:r>
     </w:p>
     <w:sectPr>
+      <w:headerReference w:type="default" r:id="rId9"/>
+      <w:footerReference w:type="default" r:id="rId10"/>
+      <w:headerReference w:type="first" r:id="rId11"/>
+      <w:footerReference w:type="first" r:id="rId12"/>
       <w:pgSz w:w="12240" w:h="15840"/>
       <w:pgMar w:top="907" w:right="1020" w:bottom="850" w:left="1020" w:header="720" w:footer="720" w:gutter="0"/>
       <w:cols w:space="720"/>
@@ -1124,6 +1128,46 @@
     </w:sectPr>
   </w:body>
 </w:document>
+</file>
+
+<file path=word/footer1.xml><?xml version="1.0" encoding="utf-8"?>
+<w:ftr xmlns:m="http://schemas.openxmlformats.org/officeDocument/2006/math" xmlns:mc="http://schemas.openxmlformats.org/markup-compatibility/2006" xmlns:mo="http://schemas.microsoft.com/office/mac/office/2008/main" xmlns:mv="urn:schemas-microsoft-com:mac:vml" xmlns:o="urn:schemas-microsoft-com:office:office" xmlns:r="http://schemas.openxmlformats.org/officeDocument/2006/relationships" xmlns:v="urn:schemas-microsoft-com:vml" xmlns:w10="urn:schemas-microsoft-com:office:word" xmlns:w14="http://schemas.microsoft.com/office/word/2010/wordml" xmlns:w="http://schemas.openxmlformats.org/wordprocessingml/2006/main" xmlns:wne="http://schemas.microsoft.com/office/word/2006/wordml" xmlns:wp14="http://schemas.microsoft.com/office/word/2010/wordprocessingDrawing" xmlns:wp="http://schemas.openxmlformats.org/drawingml/2006/wordprocessingDrawing" xmlns:wpc="http://schemas.microsoft.com/office/word/2010/wordprocessingCanvas" xmlns:wpg="http://schemas.microsoft.com/office/word/2010/wordprocessingGroup" xmlns:wpi="http://schemas.microsoft.com/office/word/2010/wordprocessingInk" xmlns:wps="http://schemas.microsoft.com/office/word/2010/wordprocessingShape" mc:Ignorable="w14 wp14">
+  <w:p>
+    <w:pPr>
+      <w:pStyle w:val="Footer"/>
+    </w:pPr>
+  </w:p>
+</w:ftr>
+</file>
+
+<file path=word/footer2.xml><?xml version="1.0" encoding="utf-8"?>
+<w:ftr xmlns:m="http://schemas.openxmlformats.org/officeDocument/2006/math" xmlns:mc="http://schemas.openxmlformats.org/markup-compatibility/2006" xmlns:mo="http://schemas.microsoft.com/office/mac/office/2008/main" xmlns:mv="urn:schemas-microsoft-com:mac:vml" xmlns:o="urn:schemas-microsoft-com:office:office" xmlns:r="http://schemas.openxmlformats.org/officeDocument/2006/relationships" xmlns:v="urn:schemas-microsoft-com:vml" xmlns:w10="urn:schemas-microsoft-com:office:word" xmlns:w14="http://schemas.microsoft.com/office/word/2010/wordml" xmlns:w="http://schemas.openxmlformats.org/wordprocessingml/2006/main" xmlns:wne="http://schemas.microsoft.com/office/word/2006/wordml" xmlns:wp14="http://schemas.microsoft.com/office/word/2010/wordprocessingDrawing" xmlns:wp="http://schemas.openxmlformats.org/drawingml/2006/wordprocessingDrawing" xmlns:wpc="http://schemas.microsoft.com/office/word/2010/wordprocessingCanvas" xmlns:wpg="http://schemas.microsoft.com/office/word/2010/wordprocessingGroup" xmlns:wpi="http://schemas.microsoft.com/office/word/2010/wordprocessingInk" xmlns:wps="http://schemas.microsoft.com/office/word/2010/wordprocessingShape" mc:Ignorable="w14 wp14">
+  <w:p>
+    <w:pPr>
+      <w:pStyle w:val="Footer"/>
+    </w:pPr>
+  </w:p>
+</w:ftr>
+</file>
+
+<file path=word/header1.xml><?xml version="1.0" encoding="utf-8"?>
+<w:hdr xmlns:m="http://schemas.openxmlformats.org/officeDocument/2006/math" xmlns:mc="http://schemas.openxmlformats.org/markup-compatibility/2006" xmlns:mo="http://schemas.microsoft.com/office/mac/office/2008/main" xmlns:mv="urn:schemas-microsoft-com:mac:vml" xmlns:o="urn:schemas-microsoft-com:office:office" xmlns:r="http://schemas.openxmlformats.org/officeDocument/2006/relationships" xmlns:v="urn:schemas-microsoft-com:vml" xmlns:w10="urn:schemas-microsoft-com:office:word" xmlns:w14="http://schemas.microsoft.com/office/word/2010/wordml" xmlns:w="http://schemas.openxmlformats.org/wordprocessingml/2006/main" xmlns:wne="http://schemas.microsoft.com/office/word/2006/wordml" xmlns:wp14="http://schemas.microsoft.com/office/word/2010/wordprocessingDrawing" xmlns:wp="http://schemas.openxmlformats.org/drawingml/2006/wordprocessingDrawing" xmlns:wpc="http://schemas.microsoft.com/office/word/2010/wordprocessingCanvas" xmlns:wpg="http://schemas.microsoft.com/office/word/2010/wordprocessingGroup" xmlns:wpi="http://schemas.microsoft.com/office/word/2010/wordprocessingInk" xmlns:wps="http://schemas.microsoft.com/office/word/2010/wordprocessingShape" mc:Ignorable="w14 wp14">
+  <w:p>
+    <w:pPr>
+      <w:pStyle w:val="Header"/>
+    </w:pPr>
+  </w:p>
+</w:hdr>
+</file>
+
+<file path=word/header2.xml><?xml version="1.0" encoding="utf-8"?>
+<w:hdr xmlns:m="http://schemas.openxmlformats.org/officeDocument/2006/math" xmlns:mc="http://schemas.openxmlformats.org/markup-compatibility/2006" xmlns:mo="http://schemas.microsoft.com/office/mac/office/2008/main" xmlns:mv="urn:schemas-microsoft-com:mac:vml" xmlns:o="urn:schemas-microsoft-com:office:office" xmlns:r="http://schemas.openxmlformats.org/officeDocument/2006/relationships" xmlns:v="urn:schemas-microsoft-com:vml" xmlns:w10="urn:schemas-microsoft-com:office:word" xmlns:w14="http://schemas.microsoft.com/office/word/2010/wordml" xmlns:w="http://schemas.openxmlformats.org/wordprocessingml/2006/main" xmlns:wne="http://schemas.microsoft.com/office/word/2006/wordml" xmlns:wp14="http://schemas.microsoft.com/office/word/2010/wordprocessingDrawing" xmlns:wp="http://schemas.openxmlformats.org/drawingml/2006/wordprocessingDrawing" xmlns:wpc="http://schemas.microsoft.com/office/word/2010/wordprocessingCanvas" xmlns:wpg="http://schemas.microsoft.com/office/word/2010/wordprocessingGroup" xmlns:wpi="http://schemas.microsoft.com/office/word/2010/wordprocessingInk" xmlns:wps="http://schemas.microsoft.com/office/word/2010/wordprocessingShape" mc:Ignorable="w14 wp14">
+  <w:p>
+    <w:pPr>
+      <w:pStyle w:val="Header"/>
+    </w:pPr>
+  </w:p>
+</w:hdr>
 </file>
 
 <file path=word/numbering.xml><?xml version="1.0" encoding="utf-8"?>

--- a/docs/pack-commercial/commerciaux/FORMATION_commercial.docx
+++ b/docs/pack-commercial/commerciaux/FORMATION_commercial.docx
@@ -37,7 +37,7 @@
           <w:color w:val="6B6685"/>
           <w:sz w:val="20"/>
         </w:rPr>
-        <w:t>Votre espace, l'application côté garage, la vente pas à pas · IDEAFORMA · version 1.0 — août 2026</w:t>
+        <w:t xml:space="preserve">Votre espace, l'application côté garage, la vente pas à pas · MY EASY AUTO · version 1.0 — août 2026</w:t>
       </w:r>
     </w:p>
     <w:p>
@@ -337,7 +337,7 @@
           <w:b w:val="0"/>
           <w:sz w:val="21"/>
         </w:rPr>
-        <w:t>Sur la fiche du garage, remplissez le questionnaire AVEC le garagiste : volume de dossiers, équipement, agréments et tarifs particuliers, demandes spécifiques. C'est lui qui désigne la bonne formule — et il prépare la mise en service pour le chargé de mission.</w:t>
+        <w:t xml:space="preserve">Sur la fiche du garage, remplissez le questionnaire AVEC le garagiste : volume de dossiers, équipement, agréments et tarifs particuliers, demandes spécifiques. C'est lui qui désigne la bonne formule — et il prépare la mise en service (et, en Adhésion Service, le travail du chargé de mission).</w:t>
       </w:r>
     </w:p>
     <w:p>
@@ -389,7 +389,7 @@
           <w:b w:val="0"/>
           <w:sz w:val="21"/>
         </w:rPr>
-        <w:t>Une formule (ADHÉSION SERVICE PREMIUM en premier pour le garage moyen), puis les trois façons de payer : au mois sans engagement · engagement 12 mois (remise 5 à 15 % + mise en service 290 € offerte) · année en une fois (avantage supplémentaire). Aucune autre remise sans accord écrit d'IDEAFORMA.</w:t>
+        <w:t xml:space="preserve">Une formule (ADHÉSION SERVICE PREMIUM en premier pour le garage moyen), puis les trois façons de payer : au mois sans engagement · engagement 12 mois (remise 5 à 15 % + mise en service 290 € offerte) · année en une fois (avantage supplémentaire). Aucune autre remise sans accord écrit de MY EASY AUTO.</w:t>
       </w:r>
     </w:p>
     <w:p>
@@ -415,7 +415,7 @@
           <w:b w:val="0"/>
           <w:sz w:val="21"/>
         </w:rPr>
-        <w:t>Depuis la fiche : génération du contrat (conditions particulières + CGV), lecture, case d'acceptation, signature du garage sur l'écran, la vôtre ensuite. Paiement : virement ou CB — un règlement remis sur place est déclaré dans la vente (jamais encaissé en votre nom). La vente part automatiquement à IDEAFORMA. Alternative sans connexion : myeasyauto.fr/vente avec votre code apporteur — même parcours, même valeur.</w:t>
+        <w:t xml:space="preserve">Depuis la fiche : génération du contrat (conditions particulières + CGV + CGU), lecture, case d'acceptation, signature du garage sur l'écran, la vôtre ensuite. Paiement : virement ou CB — un règlement remis sur place est déclaré dans la vente (jamais encaissé en votre nom). La vente part automatiquement à MY EASY AUTO. Alternative sans connexion : myeasyauto.fr/vente avec votre code apporteur — même parcours, même valeur.</w:t>
       </w:r>
     </w:p>
     <w:p>
@@ -500,7 +500,7 @@
               <w:rPr>
                 <w:sz w:val="19"/>
               </w:rPr>
-              <w:t>IDEAFORMA vérifie la conformité (5 jours ouvrés max).</w:t>
+              <w:t xml:space="preserve">MY EASY AUTO vérifie la conformité (5 jours ouvrés max).</w:t>
             </w:r>
           </w:p>
         </w:tc>
@@ -1113,7 +1113,7 @@
           <w:color w:val="6B6685"/>
           <w:sz w:val="16"/>
         </w:rPr>
-        <w:t>IDEAFORMA — 144 Avenue Charles de Gaulle, 92200 Neuilly-sur-Seine · SIRET 993 125 335 00014 · contact@myeasyauto.fr · myeasyauto.fr · Document interne — ne pas remettre aux garages.</w:t>
+        <w:t xml:space="preserve">MY EASY AUTO — 144 Avenue Charles de Gaulle, 92200 Neuilly-sur-Seine · SIRET 993 125 335 00014 · contact@myeasyauto.fr · myeasyauto.fr · Document interne — ne pas remettre aux garages.</w:t>
       </w:r>
     </w:p>
     <w:sectPr>
